--- a/cover.docx
+++ b/cover.docx
@@ -188,7 +188,13 @@
       </w:pPr>
       <w:r>
         <w:lastRenderedPageBreak/>
-        <w:t xml:space="preserve">In response to a weakness identified by EPAC reviewers, I developed an experimental multi-department course combining technical skills and technical communication. This course is on track for inclusion in USAFA's Course of Instruction as Engr 201 in Fall </w:t>
+        <w:t xml:space="preserve">In response to a weakness identified by EPAC reviewers, I developed an experimental multi-department course combining technical skills and </w:t>
+      </w:r>
+      <w:r>
+        <w:t>domain</w:t>
+      </w:r>
+      <w:r>
+        <w:t xml:space="preserve"> communication. This course is on track for inclusion in USAFA's Course of Instruction as Engr 201 in Fall </w:t>
       </w:r>
       <w:proofErr w:type="gramStart"/>
       <w:r>
@@ -226,15 +232,13 @@
         <w:spacing w:after="0"/>
       </w:pPr>
       <w:r>
-        <w:t xml:space="preserve">I have </w:t>
-      </w:r>
-      <w:proofErr w:type="gramStart"/>
-      <w:r>
-        <w:t>a demonstrated</w:t>
-      </w:r>
-      <w:proofErr w:type="gramEnd"/>
-      <w:r>
-        <w:t xml:space="preserve"> record of leadership excellence. </w:t>
+        <w:t xml:space="preserve">I have a record of </w:t>
+      </w:r>
+      <w:r>
+        <w:t xml:space="preserve">demonstrated </w:t>
+      </w:r>
+      <w:r>
+        <w:t xml:space="preserve">leadership excellence. </w:t>
       </w:r>
     </w:p>
     <w:p>
@@ -351,7 +355,13 @@
         <w:t xml:space="preserve">the ongoing </w:t>
       </w:r>
       <w:r>
-        <w:t>rapid growth of Space Force and the space domain. I believe I have the skills, experience, and passion to succeed as USAFA's next Permanent Professor of Astronautics. I hope you agree, and I look forward to the opportunity to discuss the position with you further.</w:t>
+        <w:t>rapid growth of Space Force and the space domain. I believe I have the skills, experience, and passion to succeed as USAFA's next Permanent Professor of Astronautics</w:t>
+      </w:r>
+      <w:r>
+        <w:t xml:space="preserve">, and </w:t>
+      </w:r>
+      <w:r>
+        <w:t>I look forward to the opportunity to discuss the position with you further.</w:t>
       </w:r>
     </w:p>
     <w:p/>
@@ -1293,6 +1303,7 @@
   <w:style w:type="character" w:default="1" w:styleId="DefaultParagraphFont">
     <w:name w:val="Default Paragraph Font"/>
     <w:uiPriority w:val="1"/>
+    <w:semiHidden/>
     <w:unhideWhenUsed/>
   </w:style>
   <w:style w:type="table" w:default="1" w:styleId="TableNormal">

--- a/cover.docx
+++ b/cover.docx
@@ -71,7 +71,19 @@
     </w:p>
     <w:p>
       <w:r>
-        <w:t xml:space="preserve">Thank you for considering my application to be USAFA's next Permanent Professor of Astronautics. This position lies directly at the intersection of my passions for education, space, and </w:t>
+        <w:t xml:space="preserve">Thank you for considering my application to be USAFA's next Permanent Professor </w:t>
+      </w:r>
+      <w:r>
+        <w:t xml:space="preserve">and Head </w:t>
+      </w:r>
+      <w:r>
+        <w:t xml:space="preserve">of </w:t>
+      </w:r>
+      <w:r>
+        <w:t xml:space="preserve">the Department of </w:t>
+      </w:r>
+      <w:r>
+        <w:t xml:space="preserve">Astronautics. This position lies directly at the intersection of my passions for education, space, and </w:t>
       </w:r>
       <w:proofErr w:type="gramStart"/>
       <w:r>
@@ -79,7 +91,19 @@
       </w:r>
       <w:proofErr w:type="gramEnd"/>
       <w:r>
-        <w:t xml:space="preserve"> development. The officer selected for this position will be responsible for guiding the continued development of a mutually beneficial relationship between USAFA and Space Force as space becomes increasingly important to America's national security. I believe my career has uniquely prepared me for the leadership USAFA needs to meet this challenge and maintain our strong heritage of world-leading space education and officer development. </w:t>
+        <w:t xml:space="preserve"> development. The officer selected for this position will be responsible for guiding the continued development of a mutually beneficial relationship between USAFA and Space Force as space becomes increasingly important to America's national security. I believe my career has uniquely prepared me for the leadership USAFA needs to meet this challenge and maintain </w:t>
+      </w:r>
+      <w:r>
+        <w:t>the institution’s</w:t>
+      </w:r>
+      <w:r>
+        <w:t xml:space="preserve"> strong heritage of world-leading space education</w:t>
+      </w:r>
+      <w:r>
+        <w:t xml:space="preserve"> and officer preparation</w:t>
+      </w:r>
+      <w:r>
+        <w:t xml:space="preserve">. </w:t>
       </w:r>
     </w:p>
     <w:p>
@@ -157,7 +181,13 @@
         <w:spacing w:after="0"/>
       </w:pPr>
       <w:r>
-        <w:t xml:space="preserve">I have two ABET-accredited engineering degrees. My doctoral research consisted of development and zero-g flight test of spacecraft components under a NASA flight opportunity grant. </w:t>
+        <w:t xml:space="preserve">I have two ABET-accredited engineering degrees. My doctoral research consisted of development and zero-g flight test of spacecraft components </w:t>
+      </w:r>
+      <w:r>
+        <w:t>funded by</w:t>
+      </w:r>
+      <w:r>
+        <w:t xml:space="preserve"> a NASA grant. </w:t>
       </w:r>
     </w:p>
     <w:p>
@@ -250,7 +280,13 @@
         <w:spacing w:after="0"/>
       </w:pPr>
       <w:r>
-        <w:t xml:space="preserve">I served as Acting Squadron Commander for 5 months in USAFA Cadet Group 4. I led two Cadet Squadrons while their Commanders were on extended leave. This included maintaining good order and discipline, commissioning education, and successful preparation for USAFA's inaugural CULEX. In this role I served as a bridge between CW and DF, and directly contributed to cadet success, including AFCWI development. I also worked with USAFA's A1 and Space Detachment to determine USAFA's policy for selecting graduates for commission into Space Force. </w:t>
+        <w:t>I served as Acting Squadron Commander for 5 months in USAFA Cadet Group 4. I led two Cadet Squadrons while their Commanders were on extended leave. This included maintaining good order and discipline, commissioning education, and successful preparation for USAFA's inaugural CULEX. In this role I served as a bridge between CW and DF, and directly contributed to cadet success, including AFCWI development. I also worked with USAFA's A1 and Space Detachment to determine USAFA's policy for selecting graduates for commission</w:t>
+      </w:r>
+      <w:r>
+        <w:t>ing</w:t>
+      </w:r>
+      <w:r>
+        <w:t xml:space="preserve"> into Space Force. </w:t>
       </w:r>
     </w:p>
     <w:p>
@@ -262,7 +298,13 @@
         <w:spacing w:after="0"/>
       </w:pPr>
       <w:r>
-        <w:t xml:space="preserve">I led a team of 29 intel analysts performing acquisition intelligence at the Defense Intelligence Agency. I reversed a </w:t>
+        <w:t xml:space="preserve">I led a team of 29 intel analysts performing acquisition intelligence at the Defense Intelligence Agency. </w:t>
+      </w:r>
+      <w:r>
+        <w:t xml:space="preserve">In this role </w:t>
+      </w:r>
+      <w:r>
+        <w:t xml:space="preserve">I reversed a </w:t>
       </w:r>
       <w:proofErr w:type="gramStart"/>
       <w:r>
@@ -278,7 +320,15 @@
       </w:r>
       <w:proofErr w:type="gramEnd"/>
       <w:r>
-        <w:t xml:space="preserve"> led two of my team leads to Directorate/Agency-level FGO-of-the-year awards. </w:t>
+        <w:t xml:space="preserve"> led two of my </w:t>
+      </w:r>
+      <w:proofErr w:type="gramStart"/>
+      <w:r>
+        <w:t>team leads</w:t>
+      </w:r>
+      <w:proofErr w:type="gramEnd"/>
+      <w:r>
+        <w:t xml:space="preserve"> to Directorate/Agency-level FGO-of-the-year awards. </w:t>
       </w:r>
     </w:p>
     <w:p>
@@ -293,15 +343,19 @@
         <w:spacing w:after="0"/>
       </w:pPr>
       <w:r>
-        <w:t xml:space="preserve">I also supported commissioning education at NC State's AFROTC Det 595 as a PhD student. When the Detachment Commander was relieved of </w:t>
-      </w:r>
-      <w:proofErr w:type="gramStart"/>
-      <w:r>
-        <w:t>duty</w:t>
-      </w:r>
-      <w:proofErr w:type="gramEnd"/>
-      <w:r>
-        <w:t xml:space="preserve"> I coordinated coverage of 3 instructor positions and personally taught sophomore-level AS 222: Team and Leadership Fundamentals to 27 cadets, preparing them for success at field training directly after course completion. </w:t>
+        <w:t>I also supported commissioning education at NC State's AFROTC Det 595 as a PhD student. When the Detachment Commander was relieved of duty</w:t>
+      </w:r>
+      <w:r>
+        <w:t>,</w:t>
+      </w:r>
+      <w:r>
+        <w:t xml:space="preserve"> I coordinated coverage </w:t>
+      </w:r>
+      <w:r>
+        <w:t>for three</w:t>
+      </w:r>
+      <w:r>
+        <w:t xml:space="preserve"> instructor positions and personally taught sophomore-level AS 222: Team and Leadership Fundamentals to 27 cadets, preparing them for success at field training directly after course completion. </w:t>
       </w:r>
       <w:r>
         <w:br/>
@@ -364,7 +418,68 @@
         <w:t>I look forward to the opportunity to discuss the position with you further.</w:t>
       </w:r>
     </w:p>
-    <w:p/>
+    <w:p>
+      <w:r>
+        <w:rPr>
+          <w:noProof/>
+        </w:rPr>
+        <w:drawing>
+          <wp:anchor distT="0" distB="0" distL="114300" distR="114300" simplePos="0" relativeHeight="251658240" behindDoc="0" locked="0" layoutInCell="1" allowOverlap="1" wp14:anchorId="2D9E599E" wp14:editId="0712D41D">
+            <wp:simplePos x="0" y="0"/>
+            <wp:positionH relativeFrom="margin">
+              <wp:posOffset>2418080</wp:posOffset>
+            </wp:positionH>
+            <wp:positionV relativeFrom="paragraph">
+              <wp:posOffset>139700</wp:posOffset>
+            </wp:positionV>
+            <wp:extent cx="2901950" cy="1374271"/>
+            <wp:effectExtent l="0" t="0" r="0" b="0"/>
+            <wp:wrapNone/>
+            <wp:docPr id="1884648916" name="Graphic 1"/>
+            <wp:cNvGraphicFramePr>
+              <a:graphicFrameLocks xmlns:a="http://schemas.openxmlformats.org/drawingml/2006/main" noChangeAspect="1"/>
+            </wp:cNvGraphicFramePr>
+            <a:graphic xmlns:a="http://schemas.openxmlformats.org/drawingml/2006/main">
+              <a:graphicData uri="http://schemas.openxmlformats.org/drawingml/2006/picture">
+                <pic:pic xmlns:pic="http://schemas.openxmlformats.org/drawingml/2006/picture">
+                  <pic:nvPicPr>
+                    <pic:cNvPr id="1884648916" name="Graphic 1884648916"/>
+                    <pic:cNvPicPr/>
+                  </pic:nvPicPr>
+                  <pic:blipFill>
+                    <a:blip r:embed="rId5">
+                      <a:extLst>
+                        <a:ext uri="{96DAC541-7B7A-43D3-8B79-37D633B846F1}">
+                          <asvg:svgBlip xmlns:asvg="http://schemas.microsoft.com/office/drawing/2016/SVG/main" r:embed="rId6"/>
+                        </a:ext>
+                      </a:extLst>
+                    </a:blip>
+                    <a:stretch>
+                      <a:fillRect/>
+                    </a:stretch>
+                  </pic:blipFill>
+                  <pic:spPr>
+                    <a:xfrm>
+                      <a:off x="0" y="0"/>
+                      <a:ext cx="2901950" cy="1374271"/>
+                    </a:xfrm>
+                    <a:prstGeom prst="rect">
+                      <a:avLst/>
+                    </a:prstGeom>
+                  </pic:spPr>
+                </pic:pic>
+              </a:graphicData>
+            </a:graphic>
+            <wp14:sizeRelH relativeFrom="margin">
+              <wp14:pctWidth>0</wp14:pctWidth>
+            </wp14:sizeRelH>
+            <wp14:sizeRelV relativeFrom="margin">
+              <wp14:pctHeight>0</wp14:pctHeight>
+            </wp14:sizeRelV>
+          </wp:anchor>
+        </w:drawing>
+      </w:r>
+    </w:p>
     <w:p/>
     <w:p>
       <w:pPr>

--- a/cover.docx
+++ b/cover.docx
@@ -8,7 +8,13 @@
         <w:jc w:val="right"/>
       </w:pPr>
       <w:r>
-        <w:t>21 November 2025</w:t>
+        <w:t xml:space="preserve">21 </w:t>
+      </w:r>
+      <w:r>
+        <w:t>December</w:t>
+      </w:r>
+      <w:r>
+        <w:t xml:space="preserve"> 2025</w:t>
       </w:r>
     </w:p>
     <w:p>
@@ -108,15 +114,7 @@
     </w:p>
     <w:p>
       <w:r>
-        <w:t xml:space="preserve">I am deeply committed to USAFA's mandate to take America's best and brightest young adults and develop leaders of character for the Air Force and Space Force. I have seen first-hand how important this mission is for the military and the nation, and I am proud to support it. I am also passionate about building teams that can accomplish more than any individual. At USAFA this includes recruiting and developing department faculty, empowering them to lead by example and teach </w:t>
-      </w:r>
-      <w:proofErr w:type="spellStart"/>
-      <w:r>
-        <w:t>officership</w:t>
-      </w:r>
-      <w:proofErr w:type="spellEnd"/>
-      <w:r>
-        <w:t xml:space="preserve"> in addition to engineering. </w:t>
+        <w:t xml:space="preserve">I am deeply committed to USAFA's mandate to take America's best and brightest young adults and develop leaders of character for the Air Force and Space Force. I have seen first-hand how important this mission is for the military and the nation, and I am proud to support it. I am also passionate about building teams that can accomplish more than any individual. At USAFA this includes recruiting and developing department faculty, empowering them to lead by example and teach officership in addition to engineering. </w:t>
       </w:r>
     </w:p>
     <w:p>
@@ -181,7 +179,13 @@
         <w:spacing w:after="0"/>
       </w:pPr>
       <w:r>
-        <w:t xml:space="preserve">I have two ABET-accredited engineering degrees. My doctoral research consisted of development and zero-g flight test of spacecraft components </w:t>
+        <w:t xml:space="preserve">I have </w:t>
+      </w:r>
+      <w:r>
+        <w:t>three</w:t>
+      </w:r>
+      <w:r>
+        <w:t xml:space="preserve"> ABET-accredited engineering degrees. My doctoral research consisted of development and zero-g flight test of spacecraft components </w:t>
       </w:r>
       <w:r>
         <w:t>funded by</w:t>
